--- a/klagomål/A 44235-2025 FSC-klagomål.docx
+++ b/klagomål/A 44235-2025 FSC-klagomål.docx
@@ -663,7 +663,7 @@
     <w:r>
       <w:tab/>
       <w:tab/>
-      <w:t>2026-09-14</w:t>
+      <w:t>2026-09-15</w:t>
       <w:br/>
       <w:br/>
     </w:r>

--- a/klagomål/A 44235-2025 FSC-klagomål.docx
+++ b/klagomål/A 44235-2025 FSC-klagomål.docx
@@ -663,7 +663,7 @@
     <w:r>
       <w:tab/>
       <w:tab/>
-      <w:t>2026-09-15</w:t>
+      <w:t>2026-09-16</w:t>
       <w:br/>
       <w:br/>
     </w:r>

--- a/klagomål/A 44235-2025 FSC-klagomål.docx
+++ b/klagomål/A 44235-2025 FSC-klagomål.docx
@@ -663,7 +663,7 @@
     <w:r>
       <w:tab/>
       <w:tab/>
-      <w:t>2026-09-16</w:t>
+      <w:t>2026-09-17</w:t>
       <w:br/>
       <w:br/>
     </w:r>

--- a/klagomål/A 44235-2025 FSC-klagomål.docx
+++ b/klagomål/A 44235-2025 FSC-klagomål.docx
@@ -663,7 +663,7 @@
     <w:r>
       <w:tab/>
       <w:tab/>
-      <w:t>2026-09-17</w:t>
+      <w:t>2026-09-18</w:t>
       <w:br/>
       <w:br/>
     </w:r>

--- a/klagomål/A 44235-2025 FSC-klagomål.docx
+++ b/klagomål/A 44235-2025 FSC-klagomål.docx
@@ -663,7 +663,7 @@
     <w:r>
       <w:tab/>
       <w:tab/>
-      <w:t>2026-09-18</w:t>
+      <w:t>2026-09-19</w:t>
       <w:br/>
       <w:br/>
     </w:r>

--- a/klagomål/A 44235-2025 FSC-klagomål.docx
+++ b/klagomål/A 44235-2025 FSC-klagomål.docx
@@ -663,7 +663,7 @@
     <w:r>
       <w:tab/>
       <w:tab/>
-      <w:t>2026-09-19</w:t>
+      <w:t>2026-09-21</w:t>
       <w:br/>
       <w:br/>
     </w:r>

--- a/klagomål/A 44235-2025 FSC-klagomål.docx
+++ b/klagomål/A 44235-2025 FSC-klagomål.docx
@@ -663,7 +663,7 @@
     <w:r>
       <w:tab/>
       <w:tab/>
-      <w:t>2026-09-21</w:t>
+      <w:t>2026-09-23</w:t>
       <w:br/>
       <w:br/>
     </w:r>

--- a/klagomål/A 44235-2025 FSC-klagomål.docx
+++ b/klagomål/A 44235-2025 FSC-klagomål.docx
@@ -663,7 +663,7 @@
     <w:r>
       <w:tab/>
       <w:tab/>
-      <w:t>2026-09-23</w:t>
+      <w:t>2026-09-24</w:t>
       <w:br/>
       <w:br/>
     </w:r>

--- a/klagomål/A 44235-2025 FSC-klagomål.docx
+++ b/klagomål/A 44235-2025 FSC-klagomål.docx
@@ -663,7 +663,7 @@
     <w:r>
       <w:tab/>
       <w:tab/>
-      <w:t>2026-09-24</w:t>
+      <w:t>2026-09-25</w:t>
       <w:br/>
       <w:br/>
     </w:r>

--- a/klagomål/A 44235-2025 FSC-klagomål.docx
+++ b/klagomål/A 44235-2025 FSC-klagomål.docx
@@ -663,7 +663,7 @@
     <w:r>
       <w:tab/>
       <w:tab/>
-      <w:t>2026-09-25</w:t>
+      <w:t>2026-09-26</w:t>
       <w:br/>
       <w:br/>
     </w:r>

--- a/klagomål/A 44235-2025 FSC-klagomål.docx
+++ b/klagomål/A 44235-2025 FSC-klagomål.docx
@@ -663,7 +663,7 @@
     <w:r>
       <w:tab/>
       <w:tab/>
-      <w:t>2026-09-26</w:t>
+      <w:t>2026-09-27</w:t>
       <w:br/>
       <w:br/>
     </w:r>

--- a/klagomål/A 44235-2025 FSC-klagomål.docx
+++ b/klagomål/A 44235-2025 FSC-klagomål.docx
@@ -663,7 +663,7 @@
     <w:r>
       <w:tab/>
       <w:tab/>
-      <w:t>2026-09-27</w:t>
+      <w:t>2026-09-28</w:t>
       <w:br/>
       <w:br/>
     </w:r>

--- a/klagomål/A 44235-2025 FSC-klagomål.docx
+++ b/klagomål/A 44235-2025 FSC-klagomål.docx
@@ -663,7 +663,7 @@
     <w:r>
       <w:tab/>
       <w:tab/>
-      <w:t>2026-09-28</w:t>
+      <w:t>2026-09-29</w:t>
       <w:br/>
       <w:br/>
     </w:r>

--- a/klagomål/A 44235-2025 FSC-klagomål.docx
+++ b/klagomål/A 44235-2025 FSC-klagomål.docx
@@ -663,7 +663,7 @@
     <w:r>
       <w:tab/>
       <w:tab/>
-      <w:t>2026-09-29</w:t>
+      <w:t>2026-09-30</w:t>
       <w:br/>
       <w:br/>
     </w:r>

--- a/klagomål/A 44235-2025 FSC-klagomål.docx
+++ b/klagomål/A 44235-2025 FSC-klagomål.docx
@@ -663,7 +663,7 @@
     <w:r>
       <w:tab/>
       <w:tab/>
-      <w:t>2026-09-30</w:t>
+      <w:t>2026-10-01</w:t>
       <w:br/>
       <w:br/>
     </w:r>

--- a/klagomål/A 44235-2025 FSC-klagomål.docx
+++ b/klagomål/A 44235-2025 FSC-klagomål.docx
@@ -663,7 +663,7 @@
     <w:r>
       <w:tab/>
       <w:tab/>
-      <w:t>2026-10-01</w:t>
+      <w:t>2026-10-02</w:t>
       <w:br/>
       <w:br/>
     </w:r>

--- a/klagomål/A 44235-2025 FSC-klagomål.docx
+++ b/klagomål/A 44235-2025 FSC-klagomål.docx
@@ -663,7 +663,7 @@
     <w:r>
       <w:tab/>
       <w:tab/>
-      <w:t>2026-10-02</w:t>
+      <w:t>2026-10-03</w:t>
       <w:br/>
       <w:br/>
     </w:r>

--- a/klagomål/A 44235-2025 FSC-klagomål.docx
+++ b/klagomål/A 44235-2025 FSC-klagomål.docx
@@ -663,7 +663,7 @@
     <w:r>
       <w:tab/>
       <w:tab/>
-      <w:t>2026-10-03</w:t>
+      <w:t>2026-10-04</w:t>
       <w:br/>
       <w:br/>
     </w:r>

--- a/klagomål/A 44235-2025 FSC-klagomål.docx
+++ b/klagomål/A 44235-2025 FSC-klagomål.docx
@@ -663,7 +663,7 @@
     <w:r>
       <w:tab/>
       <w:tab/>
-      <w:t>2026-10-04</w:t>
+      <w:t>2026-10-05</w:t>
       <w:br/>
       <w:br/>
     </w:r>

--- a/klagomål/A 44235-2025 FSC-klagomål.docx
+++ b/klagomål/A 44235-2025 FSC-klagomål.docx
@@ -663,7 +663,7 @@
     <w:r>
       <w:tab/>
       <w:tab/>
-      <w:t>2026-10-05</w:t>
+      <w:t>2026-10-06</w:t>
       <w:br/>
       <w:br/>
     </w:r>

--- a/klagomål/A 44235-2025 FSC-klagomål.docx
+++ b/klagomål/A 44235-2025 FSC-klagomål.docx
@@ -663,7 +663,7 @@
     <w:r>
       <w:tab/>
       <w:tab/>
-      <w:t>2026-10-06</w:t>
+      <w:t>2026-10-07</w:t>
       <w:br/>
       <w:br/>
     </w:r>

--- a/klagomål/A 44235-2025 FSC-klagomål.docx
+++ b/klagomål/A 44235-2025 FSC-klagomål.docx
@@ -663,7 +663,7 @@
     <w:r>
       <w:tab/>
       <w:tab/>
-      <w:t>2026-10-07</w:t>
+      <w:t>2026-10-08</w:t>
       <w:br/>
       <w:br/>
     </w:r>

--- a/klagomål/A 44235-2025 FSC-klagomål.docx
+++ b/klagomål/A 44235-2025 FSC-klagomål.docx
@@ -663,7 +663,7 @@
     <w:r>
       <w:tab/>
       <w:tab/>
-      <w:t>2026-10-08</w:t>
+      <w:t>2026-10-09</w:t>
       <w:br/>
       <w:br/>
     </w:r>

--- a/klagomål/A 44235-2025 FSC-klagomål.docx
+++ b/klagomål/A 44235-2025 FSC-klagomål.docx
@@ -663,7 +663,7 @@
     <w:r>
       <w:tab/>
       <w:tab/>
-      <w:t>2026-10-09</w:t>
+      <w:t>2026-10-10</w:t>
       <w:br/>
       <w:br/>
     </w:r>

--- a/klagomål/A 44235-2025 FSC-klagomål.docx
+++ b/klagomål/A 44235-2025 FSC-klagomål.docx
@@ -663,7 +663,7 @@
     <w:r>
       <w:tab/>
       <w:tab/>
-      <w:t>2026-10-10</w:t>
+      <w:t>2026-10-11</w:t>
       <w:br/>
       <w:br/>
     </w:r>

--- a/klagomål/A 44235-2025 FSC-klagomål.docx
+++ b/klagomål/A 44235-2025 FSC-klagomål.docx
@@ -663,7 +663,7 @@
     <w:r>
       <w:tab/>
       <w:tab/>
-      <w:t>2026-10-11</w:t>
+      <w:t>2026-10-12</w:t>
       <w:br/>
       <w:br/>
     </w:r>

--- a/klagomål/A 44235-2025 FSC-klagomål.docx
+++ b/klagomål/A 44235-2025 FSC-klagomål.docx
@@ -663,7 +663,7 @@
     <w:r>
       <w:tab/>
       <w:tab/>
-      <w:t>2026-10-12</w:t>
+      <w:t>2026-10-13</w:t>
       <w:br/>
       <w:br/>
     </w:r>

--- a/klagomål/A 44235-2025 FSC-klagomål.docx
+++ b/klagomål/A 44235-2025 FSC-klagomål.docx
@@ -663,7 +663,7 @@
     <w:r>
       <w:tab/>
       <w:tab/>
-      <w:t>2026-10-13</w:t>
+      <w:t>2026-10-14</w:t>
       <w:br/>
       <w:br/>
     </w:r>

--- a/klagomål/A 44235-2025 FSC-klagomål.docx
+++ b/klagomål/A 44235-2025 FSC-klagomål.docx
@@ -663,7 +663,7 @@
     <w:r>
       <w:tab/>
       <w:tab/>
-      <w:t>2026-10-14</w:t>
+      <w:t>2026-10-15</w:t>
       <w:br/>
       <w:br/>
     </w:r>

--- a/klagomål/A 44235-2025 FSC-klagomål.docx
+++ b/klagomål/A 44235-2025 FSC-klagomål.docx
@@ -663,7 +663,7 @@
     <w:r>
       <w:tab/>
       <w:tab/>
-      <w:t>2026-10-15</w:t>
+      <w:t>2026-10-16</w:t>
       <w:br/>
       <w:br/>
     </w:r>

--- a/klagomål/A 44235-2025 FSC-klagomål.docx
+++ b/klagomål/A 44235-2025 FSC-klagomål.docx
@@ -663,7 +663,7 @@
     <w:r>
       <w:tab/>
       <w:tab/>
-      <w:t>2026-10-16</w:t>
+      <w:t>2026-10-17</w:t>
       <w:br/>
       <w:br/>
     </w:r>

--- a/klagomål/A 44235-2025 FSC-klagomål.docx
+++ b/klagomål/A 44235-2025 FSC-klagomål.docx
@@ -663,7 +663,7 @@
     <w:r>
       <w:tab/>
       <w:tab/>
-      <w:t>2026-10-17</w:t>
+      <w:t>2026-10-18</w:t>
       <w:br/>
       <w:br/>
     </w:r>

--- a/klagomål/A 44235-2025 FSC-klagomål.docx
+++ b/klagomål/A 44235-2025 FSC-klagomål.docx
@@ -663,7 +663,7 @@
     <w:r>
       <w:tab/>
       <w:tab/>
-      <w:t>2026-10-18</w:t>
+      <w:t>2026-10-19</w:t>
       <w:br/>
       <w:br/>
     </w:r>

--- a/klagomål/A 44235-2025 FSC-klagomål.docx
+++ b/klagomål/A 44235-2025 FSC-klagomål.docx
@@ -663,7 +663,7 @@
     <w:r>
       <w:tab/>
       <w:tab/>
-      <w:t>2026-10-19</w:t>
+      <w:t>2026-10-20</w:t>
       <w:br/>
       <w:br/>
     </w:r>

--- a/klagomål/A 44235-2025 FSC-klagomål.docx
+++ b/klagomål/A 44235-2025 FSC-klagomål.docx
@@ -663,7 +663,7 @@
     <w:r>
       <w:tab/>
       <w:tab/>
-      <w:t>2026-10-20</w:t>
+      <w:t>2026-10-21</w:t>
       <w:br/>
       <w:br/>
     </w:r>

--- a/klagomål/A 44235-2025 FSC-klagomål.docx
+++ b/klagomål/A 44235-2025 FSC-klagomål.docx
@@ -663,7 +663,7 @@
     <w:r>
       <w:tab/>
       <w:tab/>
-      <w:t>2026-10-21</w:t>
+      <w:t>2026-10-22</w:t>
       <w:br/>
       <w:br/>
     </w:r>

--- a/klagomål/A 44235-2025 FSC-klagomål.docx
+++ b/klagomål/A 44235-2025 FSC-klagomål.docx
@@ -663,7 +663,7 @@
     <w:r>
       <w:tab/>
       <w:tab/>
-      <w:t>2026-10-22</w:t>
+      <w:t>2026-10-23</w:t>
       <w:br/>
       <w:br/>
     </w:r>

--- a/klagomål/A 44235-2025 FSC-klagomål.docx
+++ b/klagomål/A 44235-2025 FSC-klagomål.docx
@@ -663,7 +663,7 @@
     <w:r>
       <w:tab/>
       <w:tab/>
-      <w:t>2026-10-23</w:t>
+      <w:t>2026-10-24</w:t>
       <w:br/>
       <w:br/>
     </w:r>

--- a/klagomål/A 44235-2025 FSC-klagomål.docx
+++ b/klagomål/A 44235-2025 FSC-klagomål.docx
@@ -663,7 +663,7 @@
     <w:r>
       <w:tab/>
       <w:tab/>
-      <w:t>2026-10-24</w:t>
+      <w:t>2026-10-25</w:t>
       <w:br/>
       <w:br/>
     </w:r>

--- a/klagomål/A 44235-2025 FSC-klagomål.docx
+++ b/klagomål/A 44235-2025 FSC-klagomål.docx
@@ -663,7 +663,7 @@
     <w:r>
       <w:tab/>
       <w:tab/>
-      <w:t>2026-10-25</w:t>
+      <w:t>2026-10-26</w:t>
       <w:br/>
       <w:br/>
     </w:r>

--- a/klagomål/A 44235-2025 FSC-klagomål.docx
+++ b/klagomål/A 44235-2025 FSC-klagomål.docx
@@ -663,7 +663,7 @@
     <w:r>
       <w:tab/>
       <w:tab/>
-      <w:t>2026-10-26</w:t>
+      <w:t>2026-10-27</w:t>
       <w:br/>
       <w:br/>
     </w:r>

--- a/klagomål/A 44235-2025 FSC-klagomål.docx
+++ b/klagomål/A 44235-2025 FSC-klagomål.docx
@@ -663,7 +663,7 @@
     <w:r>
       <w:tab/>
       <w:tab/>
-      <w:t>2026-10-27</w:t>
+      <w:t>2026-10-28</w:t>
       <w:br/>
       <w:br/>
     </w:r>

--- a/klagomål/A 44235-2025 FSC-klagomål.docx
+++ b/klagomål/A 44235-2025 FSC-klagomål.docx
@@ -663,7 +663,7 @@
     <w:r>
       <w:tab/>
       <w:tab/>
-      <w:t>2026-10-28</w:t>
+      <w:t>2026-10-29</w:t>
       <w:br/>
       <w:br/>
     </w:r>

--- a/klagomål/A 44235-2025 FSC-klagomål.docx
+++ b/klagomål/A 44235-2025 FSC-klagomål.docx
@@ -168,7 +168,7 @@
     </w:p>
     <w:p>
       <w:r>
-        <w:t>Detta klagomål behandlar höga naturvärden i avverkningsanmälan A 44235-2025 i Tranås kommun som inkom 2025-09-15 och omfattar 21,9 ha.</w:t>
+        <w:t>Detta klagomål behandlar höga naturvärden i avverkningsanmälan A 44235-2025 i Tranås kommun som inkom 2025-09-15 och omfattar 24,2 ha.</w:t>
       </w:r>
     </w:p>
     <w:p>
@@ -178,7 +178,7 @@
       <w:r>
         <w:drawing>
           <wp:inline xmlns:a="http://schemas.openxmlformats.org/drawingml/2006/main" xmlns:pic="http://schemas.openxmlformats.org/drawingml/2006/picture">
-            <wp:extent cx="4742462" cy="5724000"/>
+            <wp:extent cx="4543794" cy="5724000"/>
             <wp:docPr id="1" name="Picture 1"/>
             <wp:cNvGraphicFramePr>
               <a:graphicFrameLocks noChangeAspect="1"/>
@@ -199,7 +199,7 @@
                   <pic:spPr>
                     <a:xfrm>
                       <a:off x="0" y="0"/>
-                      <a:ext cx="4742462" cy="5724000"/>
+                      <a:ext cx="4543794" cy="5724000"/>
                     </a:xfrm>
                     <a:prstGeom prst="rect"/>
                   </pic:spPr>
@@ -216,7 +216,7 @@
         <w:spacing w:after="240"/>
       </w:pPr>
       <w:r>
-        <w:t>Figur 1. Fyndplatser för naturvårdsarter i och inom 14 meter från avverkningsanmälan. Markörer utan svart kant är placerade på fyndplatsen. Markörer med svart kant är placerade vid sidan av fyndplatsen och har ett svart streck som visar fyndplatsens exakta position. Kartans mittpunktskoordinat är N 6430891, E 501873 i SWEREF 99 TM.</w:t>
+        <w:t>Figur 1. Fyndplatser för naturvårdsarter i och inom 14 meter från avverkningsanmälan. Markörer utan svart kant är placerade på fyndplatsen. Markörer med svart kant är placerade vid sidan av fyndplatsen och har ett svart streck som visar fyndplatsens exakta position. Kartans mittpunktskoordinat är N 6430856, E 501873 i SWEREF 99 TM.</w:t>
       </w:r>
     </w:p>
     <w:p>
@@ -663,7 +663,7 @@
     <w:r>
       <w:tab/>
       <w:tab/>
-      <w:t>2026-10-29</w:t>
+      <w:t>2026-10-31</w:t>
       <w:br/>
       <w:br/>
     </w:r>
